--- a/adiministrasi/sidang/1_Form Pendaftaran Sidang Tesis.docx
+++ b/adiministrasi/sidang/1_Form Pendaftaran Sidang Tesis.docx
@@ -975,9 +975,206 @@
           <w:sz w:val="24"/>
           <w:szCs w:val="24"/>
         </w:rPr>
-        <w:t xml:space="preserve">Untuk </w:t>
-      </w:r>
-      <w:proofErr w:type="spellStart"/>
+        <w:t>Untuk p</w:t>
+      </w:r>
+      <w:r>
+        <w:rPr>
+          <w:spacing w:val="-1"/>
+          <w:sz w:val="24"/>
+          <w:szCs w:val="24"/>
+        </w:rPr>
+        <w:t>e</w:t>
+      </w:r>
+      <w:r>
+        <w:rPr>
+          <w:sz w:val="24"/>
+          <w:szCs w:val="24"/>
+        </w:rPr>
+        <w:t>laks</w:t>
+      </w:r>
+      <w:r>
+        <w:rPr>
+          <w:spacing w:val="-1"/>
+          <w:sz w:val="24"/>
+          <w:szCs w:val="24"/>
+        </w:rPr>
+        <w:t>a</w:t>
+      </w:r>
+      <w:r>
+        <w:rPr>
+          <w:sz w:val="24"/>
+          <w:szCs w:val="24"/>
+        </w:rPr>
+        <w:t>n</w:t>
+      </w:r>
+      <w:r>
+        <w:rPr>
+          <w:spacing w:val="1"/>
+          <w:sz w:val="24"/>
+          <w:szCs w:val="24"/>
+        </w:rPr>
+        <w:t>a</w:t>
+      </w:r>
+      <w:r>
+        <w:rPr>
+          <w:spacing w:val="-1"/>
+          <w:sz w:val="24"/>
+          <w:szCs w:val="24"/>
+        </w:rPr>
+        <w:t>a</w:t>
+      </w:r>
+      <w:r>
+        <w:rPr>
+          <w:sz w:val="24"/>
+          <w:szCs w:val="24"/>
+        </w:rPr>
+        <w:t>n T</w:t>
+      </w:r>
+      <w:r>
+        <w:rPr>
+          <w:spacing w:val="-1"/>
+          <w:sz w:val="24"/>
+          <w:szCs w:val="24"/>
+        </w:rPr>
+        <w:t>e</w:t>
+      </w:r>
+      <w:r>
+        <w:rPr>
+          <w:sz w:val="24"/>
+          <w:szCs w:val="24"/>
+        </w:rPr>
+        <w:t>sis</w:t>
+      </w:r>
+      <w:r>
+        <w:rPr>
+          <w:spacing w:val="5"/>
+          <w:sz w:val="24"/>
+          <w:szCs w:val="24"/>
+        </w:rPr>
+        <w:t xml:space="preserve"> </w:t>
+      </w:r>
+      <w:r>
+        <w:rPr>
+          <w:spacing w:val="-3"/>
+          <w:sz w:val="24"/>
+          <w:szCs w:val="24"/>
+        </w:rPr>
+        <w:t>I</w:t>
+      </w:r>
+      <w:r>
+        <w:rPr>
+          <w:spacing w:val="-1"/>
+          <w:sz w:val="24"/>
+          <w:szCs w:val="24"/>
+        </w:rPr>
+        <w:t>F</w:t>
+      </w:r>
+      <w:r>
+        <w:rPr>
+          <w:sz w:val="24"/>
+          <w:szCs w:val="24"/>
+        </w:rPr>
+        <w:t>6099</w:t>
+      </w:r>
+      <w:r>
+        <w:rPr>
+          <w:spacing w:val="1"/>
+          <w:sz w:val="24"/>
+          <w:szCs w:val="24"/>
+        </w:rPr>
+        <w:t xml:space="preserve"> </w:t>
+      </w:r>
+      <w:r>
+        <w:rPr>
+          <w:sz w:val="24"/>
+          <w:szCs w:val="24"/>
+        </w:rPr>
+        <w:t>k</w:t>
+      </w:r>
+      <w:r>
+        <w:rPr>
+          <w:spacing w:val="-1"/>
+          <w:sz w:val="24"/>
+          <w:szCs w:val="24"/>
+        </w:rPr>
+        <w:t>a</w:t>
+      </w:r>
+      <w:r>
+        <w:rPr>
+          <w:sz w:val="24"/>
+          <w:szCs w:val="24"/>
+        </w:rPr>
+        <w:t>mi</w:t>
+      </w:r>
+      <w:r>
+        <w:rPr>
+          <w:spacing w:val="1"/>
+          <w:sz w:val="24"/>
+          <w:szCs w:val="24"/>
+        </w:rPr>
+        <w:t xml:space="preserve"> </w:t>
+      </w:r>
+      <w:r>
+        <w:rPr>
+          <w:sz w:val="24"/>
+          <w:szCs w:val="24"/>
+        </w:rPr>
+        <w:t>me</w:t>
+      </w:r>
+      <w:r>
+        <w:rPr>
+          <w:spacing w:val="2"/>
+          <w:sz w:val="24"/>
+          <w:szCs w:val="24"/>
+        </w:rPr>
+        <w:t>n</w:t>
+      </w:r>
+      <w:r>
+        <w:rPr>
+          <w:spacing w:val="-2"/>
+          <w:sz w:val="24"/>
+          <w:szCs w:val="24"/>
+        </w:rPr>
+        <w:t>g</w:t>
+      </w:r>
+      <w:r>
+        <w:rPr>
+          <w:sz w:val="24"/>
+          <w:szCs w:val="24"/>
+        </w:rPr>
+        <w:t>usul</w:t>
+      </w:r>
+      <w:r>
+        <w:rPr>
+          <w:spacing w:val="2"/>
+          <w:sz w:val="24"/>
+          <w:szCs w:val="24"/>
+        </w:rPr>
+        <w:t>k</w:t>
+      </w:r>
+      <w:r>
+        <w:rPr>
+          <w:spacing w:val="-1"/>
+          <w:sz w:val="24"/>
+          <w:szCs w:val="24"/>
+        </w:rPr>
+        <w:t>a</w:t>
+      </w:r>
+      <w:r>
+        <w:rPr>
+          <w:sz w:val="24"/>
+          <w:szCs w:val="24"/>
+        </w:rPr>
+        <w:t>n</w:t>
+      </w:r>
+      <w:r>
+        <w:rPr>
+          <w:spacing w:val="1"/>
+          <w:sz w:val="24"/>
+          <w:szCs w:val="24"/>
+        </w:rPr>
+        <w:t xml:space="preserve"> </w:t>
+      </w:r>
       <w:r>
         <w:rPr>
           <w:sz w:val="24"/>
@@ -1010,6 +1207,7 @@
       </w:r>
       <w:r>
         <w:rPr>
+          <w:spacing w:val="2"/>
           <w:sz w:val="24"/>
           <w:szCs w:val="24"/>
         </w:rPr>
@@ -1017,7 +1215,7 @@
       </w:r>
       <w:r>
         <w:rPr>
-          <w:spacing w:val="1"/>
+          <w:spacing w:val="-1"/>
           <w:sz w:val="24"/>
           <w:szCs w:val="24"/>
         </w:rPr>
@@ -1025,6 +1223,13 @@
       </w:r>
       <w:r>
         <w:rPr>
+          <w:sz w:val="24"/>
+          <w:szCs w:val="24"/>
+        </w:rPr>
+        <w:t>k</w:t>
+      </w:r>
+      <w:r>
+        <w:rPr>
           <w:spacing w:val="-1"/>
           <w:sz w:val="24"/>
           <w:szCs w:val="24"/>
@@ -1036,239 +1241,7 @@
           <w:sz w:val="24"/>
           <w:szCs w:val="24"/>
         </w:rPr>
-        <w:t>n</w:t>
-      </w:r>
-      <w:proofErr w:type="spellEnd"/>
-      <w:r>
-        <w:rPr>
-          <w:sz w:val="24"/>
-          <w:szCs w:val="24"/>
-        </w:rPr>
-        <w:t xml:space="preserve"> T</w:t>
-      </w:r>
-      <w:r>
-        <w:rPr>
-          <w:spacing w:val="-1"/>
-          <w:sz w:val="24"/>
-          <w:szCs w:val="24"/>
-        </w:rPr>
-        <w:t>e</w:t>
-      </w:r>
-      <w:r>
-        <w:rPr>
-          <w:sz w:val="24"/>
-          <w:szCs w:val="24"/>
-        </w:rPr>
-        <w:t>sis</w:t>
-      </w:r>
-      <w:r>
-        <w:rPr>
-          <w:spacing w:val="5"/>
-          <w:sz w:val="24"/>
-          <w:szCs w:val="24"/>
-        </w:rPr>
-        <w:t xml:space="preserve"> </w:t>
-      </w:r>
-      <w:r>
-        <w:rPr>
-          <w:spacing w:val="-3"/>
-          <w:sz w:val="24"/>
-          <w:szCs w:val="24"/>
-        </w:rPr>
-        <w:t>I</w:t>
-      </w:r>
-      <w:r>
-        <w:rPr>
-          <w:spacing w:val="-1"/>
-          <w:sz w:val="24"/>
-          <w:szCs w:val="24"/>
-        </w:rPr>
-        <w:t>F</w:t>
-      </w:r>
-      <w:r>
-        <w:rPr>
-          <w:sz w:val="24"/>
-          <w:szCs w:val="24"/>
-        </w:rPr>
-        <w:t>6099</w:t>
-      </w:r>
-      <w:r>
-        <w:rPr>
-          <w:spacing w:val="1"/>
-          <w:sz w:val="24"/>
-          <w:szCs w:val="24"/>
-        </w:rPr>
-        <w:t xml:space="preserve"> </w:t>
-      </w:r>
-      <w:r>
-        <w:rPr>
-          <w:sz w:val="24"/>
-          <w:szCs w:val="24"/>
-        </w:rPr>
-        <w:t>k</w:t>
-      </w:r>
-      <w:r>
-        <w:rPr>
-          <w:spacing w:val="-1"/>
-          <w:sz w:val="24"/>
-          <w:szCs w:val="24"/>
-        </w:rPr>
-        <w:t>a</w:t>
-      </w:r>
-      <w:r>
-        <w:rPr>
-          <w:sz w:val="24"/>
-          <w:szCs w:val="24"/>
-        </w:rPr>
-        <w:t>mi</w:t>
-      </w:r>
-      <w:r>
-        <w:rPr>
-          <w:spacing w:val="1"/>
-          <w:sz w:val="24"/>
-          <w:szCs w:val="24"/>
-        </w:rPr>
-        <w:t xml:space="preserve"> </w:t>
-      </w:r>
-      <w:proofErr w:type="spellStart"/>
-      <w:r>
-        <w:rPr>
-          <w:sz w:val="24"/>
-          <w:szCs w:val="24"/>
-        </w:rPr>
-        <w:t>me</w:t>
-      </w:r>
-      <w:r>
-        <w:rPr>
-          <w:spacing w:val="2"/>
-          <w:sz w:val="24"/>
-          <w:szCs w:val="24"/>
-        </w:rPr>
-        <w:t>n</w:t>
-      </w:r>
-      <w:r>
-        <w:rPr>
-          <w:spacing w:val="-2"/>
-          <w:sz w:val="24"/>
-          <w:szCs w:val="24"/>
-        </w:rPr>
-        <w:t>g</w:t>
-      </w:r>
-      <w:r>
-        <w:rPr>
-          <w:sz w:val="24"/>
-          <w:szCs w:val="24"/>
-        </w:rPr>
-        <w:t>usul</w:t>
-      </w:r>
-      <w:r>
-        <w:rPr>
-          <w:spacing w:val="2"/>
-          <w:sz w:val="24"/>
-          <w:szCs w:val="24"/>
-        </w:rPr>
-        <w:t>k</w:t>
-      </w:r>
-      <w:r>
-        <w:rPr>
-          <w:spacing w:val="-1"/>
-          <w:sz w:val="24"/>
-          <w:szCs w:val="24"/>
-        </w:rPr>
-        <w:t>a</w:t>
-      </w:r>
-      <w:r>
-        <w:rPr>
-          <w:sz w:val="24"/>
-          <w:szCs w:val="24"/>
-        </w:rPr>
-        <w:t>n</w:t>
-      </w:r>
-      <w:proofErr w:type="spellEnd"/>
-      <w:r>
-        <w:rPr>
-          <w:spacing w:val="1"/>
-          <w:sz w:val="24"/>
-          <w:szCs w:val="24"/>
-        </w:rPr>
-        <w:t xml:space="preserve"> </w:t>
-      </w:r>
-      <w:proofErr w:type="spellStart"/>
-      <w:r>
-        <w:rPr>
-          <w:sz w:val="24"/>
-          <w:szCs w:val="24"/>
-        </w:rPr>
-        <w:t>p</w:t>
-      </w:r>
-      <w:r>
-        <w:rPr>
-          <w:spacing w:val="-1"/>
-          <w:sz w:val="24"/>
-          <w:szCs w:val="24"/>
-        </w:rPr>
-        <w:t>e</w:t>
-      </w:r>
-      <w:r>
-        <w:rPr>
-          <w:sz w:val="24"/>
-          <w:szCs w:val="24"/>
-        </w:rPr>
-        <w:t>laks</w:t>
-      </w:r>
-      <w:r>
-        <w:rPr>
-          <w:spacing w:val="-1"/>
-          <w:sz w:val="24"/>
-          <w:szCs w:val="24"/>
-        </w:rPr>
-        <w:t>a</w:t>
-      </w:r>
-      <w:r>
-        <w:rPr>
-          <w:spacing w:val="2"/>
-          <w:sz w:val="24"/>
-          <w:szCs w:val="24"/>
-        </w:rPr>
-        <w:t>n</w:t>
-      </w:r>
-      <w:r>
-        <w:rPr>
-          <w:spacing w:val="-1"/>
-          <w:sz w:val="24"/>
-          <w:szCs w:val="24"/>
-        </w:rPr>
-        <w:t>a</w:t>
-      </w:r>
-      <w:r>
-        <w:rPr>
-          <w:sz w:val="24"/>
-          <w:szCs w:val="24"/>
-        </w:rPr>
-        <w:t>k</w:t>
-      </w:r>
-      <w:r>
-        <w:rPr>
-          <w:spacing w:val="-1"/>
-          <w:sz w:val="24"/>
-          <w:szCs w:val="24"/>
-        </w:rPr>
-        <w:t>a</w:t>
-      </w:r>
-      <w:r>
-        <w:rPr>
-          <w:sz w:val="24"/>
-          <w:szCs w:val="24"/>
-        </w:rPr>
-        <w:t>n</w:t>
-      </w:r>
-      <w:proofErr w:type="spellEnd"/>
-      <w:r>
-        <w:rPr>
-          <w:sz w:val="24"/>
-          <w:szCs w:val="24"/>
-        </w:rPr>
-        <w:t xml:space="preserve"> </w:t>
+        <w:t xml:space="preserve">n </w:t>
       </w:r>
       <w:r>
         <w:rPr>
@@ -1477,21 +1450,12 @@
           <w:szCs w:val="24"/>
         </w:rPr>
       </w:pPr>
-      <w:proofErr w:type="spellStart"/>
-      <w:r>
-        <w:rPr>
-          <w:sz w:val="24"/>
-          <w:szCs w:val="24"/>
-        </w:rPr>
-        <w:t>Opsi</w:t>
-      </w:r>
-      <w:proofErr w:type="spellEnd"/>
-      <w:r>
-        <w:rPr>
-          <w:sz w:val="24"/>
-          <w:szCs w:val="24"/>
-        </w:rPr>
-        <w:t xml:space="preserve">          </w:t>
+      <w:r>
+        <w:rPr>
+          <w:sz w:val="24"/>
+          <w:szCs w:val="24"/>
+        </w:rPr>
+        <w:t xml:space="preserve">Opsi          </w:t>
       </w:r>
       <w:r>
         <w:rPr>
@@ -1514,23 +1478,7 @@
           <w:szCs w:val="24"/>
         </w:rPr>
         <w:tab/>
-        <w:t xml:space="preserve">Sistem </w:t>
-      </w:r>
-      <w:proofErr w:type="spellStart"/>
-      <w:r>
-        <w:rPr>
-          <w:sz w:val="24"/>
-          <w:szCs w:val="24"/>
-        </w:rPr>
-        <w:t>Informasi</w:t>
-      </w:r>
-      <w:proofErr w:type="spellEnd"/>
-      <w:r>
-        <w:rPr>
-          <w:sz w:val="24"/>
-          <w:szCs w:val="24"/>
-        </w:rPr>
-        <w:t xml:space="preserve"> / </w:t>
+        <w:t xml:space="preserve">Sistem Informasi / </w:t>
       </w:r>
       <w:r>
         <w:rPr>
@@ -1626,37 +1574,12 @@
         </w:rPr>
         <w:tab/>
       </w:r>
-      <w:proofErr w:type="spellStart"/>
-      <w:r>
-        <w:rPr>
-          <w:sz w:val="24"/>
-          <w:szCs w:val="24"/>
-        </w:rPr>
-        <w:t>Pendekatan</w:t>
-      </w:r>
-      <w:proofErr w:type="spellEnd"/>
-      <w:r>
-        <w:rPr>
-          <w:sz w:val="24"/>
-          <w:szCs w:val="24"/>
-        </w:rPr>
-        <w:t xml:space="preserve"> Half-Flip 2D untuk </w:t>
-      </w:r>
-      <w:proofErr w:type="spellStart"/>
-      <w:r>
-        <w:rPr>
-          <w:sz w:val="24"/>
-          <w:szCs w:val="24"/>
-        </w:rPr>
-        <w:t>Optimasi</w:t>
-      </w:r>
-      <w:proofErr w:type="spellEnd"/>
-      <w:r>
-        <w:rPr>
-          <w:sz w:val="24"/>
-          <w:szCs w:val="24"/>
-        </w:rPr>
-        <w:t xml:space="preserve"> </w:t>
+      <w:r>
+        <w:rPr>
+          <w:sz w:val="24"/>
+          <w:szCs w:val="24"/>
+        </w:rPr>
+        <w:t xml:space="preserve">Pendekatan Half-Flip 2D untuk Optimasi </w:t>
       </w:r>
       <w:r>
         <w:rPr>
@@ -1672,23 +1595,7 @@
           <w:sz w:val="24"/>
           <w:szCs w:val="24"/>
         </w:rPr>
-        <w:t xml:space="preserve"> Pada </w:t>
-      </w:r>
-      <w:proofErr w:type="spellStart"/>
-      <w:r>
-        <w:rPr>
-          <w:sz w:val="24"/>
-          <w:szCs w:val="24"/>
-        </w:rPr>
-        <w:t>Pembelajaran</w:t>
-      </w:r>
-      <w:proofErr w:type="spellEnd"/>
-      <w:r>
-        <w:rPr>
-          <w:sz w:val="24"/>
-          <w:szCs w:val="24"/>
-        </w:rPr>
-        <w:t xml:space="preserve"> Daring</w:t>
+        <w:t xml:space="preserve"> Pada Pembelajaran Daring</w:t>
       </w:r>
     </w:p>
     <w:p>
@@ -1733,7 +1640,6 @@
           <w:szCs w:val="24"/>
         </w:rPr>
       </w:pPr>
-      <w:proofErr w:type="spellStart"/>
       <w:r>
         <w:rPr>
           <w:sz w:val="24"/>
@@ -1769,23 +1675,97 @@
           <w:sz w:val="24"/>
           <w:szCs w:val="24"/>
         </w:rPr>
-        <w:t>kian</w:t>
-      </w:r>
-      <w:proofErr w:type="spellEnd"/>
-      <w:r>
-        <w:rPr>
+        <w:t>kian usul</w:t>
+      </w:r>
+      <w:r>
+        <w:rPr>
+          <w:spacing w:val="-1"/>
+          <w:sz w:val="24"/>
+          <w:szCs w:val="24"/>
+        </w:rPr>
+        <w:t>a</w:t>
+      </w:r>
+      <w:r>
+        <w:rPr>
+          <w:sz w:val="24"/>
+          <w:szCs w:val="24"/>
+        </w:rPr>
+        <w:t>n k</w:t>
+      </w:r>
+      <w:r>
+        <w:rPr>
+          <w:spacing w:val="-1"/>
+          <w:sz w:val="24"/>
+          <w:szCs w:val="24"/>
+        </w:rPr>
+        <w:t>a</w:t>
+      </w:r>
+      <w:r>
+        <w:rPr>
+          <w:sz w:val="24"/>
+          <w:szCs w:val="24"/>
+        </w:rPr>
+        <w:t>m</w:t>
+      </w:r>
+      <w:r>
+        <w:rPr>
+          <w:spacing w:val="1"/>
+          <w:sz w:val="24"/>
+          <w:szCs w:val="24"/>
+        </w:rPr>
+        <w:t>i</w:t>
+      </w:r>
+      <w:r>
+        <w:rPr>
+          <w:sz w:val="24"/>
+          <w:szCs w:val="24"/>
+        </w:rPr>
+        <w:t>, te</w:t>
+      </w:r>
+      <w:r>
+        <w:rPr>
+          <w:spacing w:val="-1"/>
+          <w:sz w:val="24"/>
+          <w:szCs w:val="24"/>
+        </w:rPr>
+        <w:t>r</w:t>
+      </w:r>
+      <w:r>
+        <w:rPr>
+          <w:sz w:val="24"/>
+          <w:szCs w:val="24"/>
+        </w:rPr>
+        <w:t>i</w:t>
+      </w:r>
+      <w:r>
+        <w:rPr>
+          <w:spacing w:val="1"/>
+          <w:sz w:val="24"/>
+          <w:szCs w:val="24"/>
+        </w:rPr>
+        <w:t>m</w:t>
+      </w:r>
+      <w:r>
+        <w:rPr>
+          <w:sz w:val="24"/>
+          <w:szCs w:val="24"/>
+        </w:rPr>
+        <w:t>a</w:t>
+      </w:r>
+      <w:r>
+        <w:rPr>
+          <w:spacing w:val="-1"/>
           <w:sz w:val="24"/>
           <w:szCs w:val="24"/>
         </w:rPr>
         <w:t xml:space="preserve"> </w:t>
       </w:r>
-      <w:proofErr w:type="spellStart"/>
-      <w:r>
-        <w:rPr>
-          <w:sz w:val="24"/>
-          <w:szCs w:val="24"/>
-        </w:rPr>
-        <w:t>usul</w:t>
+      <w:r>
+        <w:rPr>
+          <w:sz w:val="24"/>
+          <w:szCs w:val="24"/>
+        </w:rPr>
+        <w:t>k</w:t>
       </w:r>
       <w:r>
         <w:rPr>
@@ -1800,15 +1780,91 @@
           <w:sz w:val="24"/>
           <w:szCs w:val="24"/>
         </w:rPr>
+        <w:t>sih at</w:t>
+      </w:r>
+      <w:r>
+        <w:rPr>
+          <w:spacing w:val="-1"/>
+          <w:sz w:val="24"/>
+          <w:szCs w:val="24"/>
+        </w:rPr>
+        <w:t>a</w:t>
+      </w:r>
+      <w:r>
+        <w:rPr>
+          <w:sz w:val="24"/>
+          <w:szCs w:val="24"/>
+        </w:rPr>
+        <w:t xml:space="preserve">s </w:t>
+      </w:r>
+      <w:r>
+        <w:rPr>
+          <w:spacing w:val="2"/>
+          <w:sz w:val="24"/>
+          <w:szCs w:val="24"/>
+        </w:rPr>
+        <w:t>p</w:t>
+      </w:r>
+      <w:r>
+        <w:rPr>
+          <w:spacing w:val="-1"/>
+          <w:sz w:val="24"/>
+          <w:szCs w:val="24"/>
+        </w:rPr>
+        <w:t>e</w:t>
+      </w:r>
+      <w:r>
+        <w:rPr>
+          <w:sz w:val="24"/>
+          <w:szCs w:val="24"/>
+        </w:rPr>
+        <w:t>rh</w:t>
+      </w:r>
+      <w:r>
+        <w:rPr>
+          <w:spacing w:val="-2"/>
+          <w:sz w:val="24"/>
+          <w:szCs w:val="24"/>
+        </w:rPr>
+        <w:t>a</w:t>
+      </w:r>
+      <w:r>
+        <w:rPr>
+          <w:sz w:val="24"/>
+          <w:szCs w:val="24"/>
+        </w:rPr>
+        <w:t>t</w:t>
+      </w:r>
+      <w:r>
+        <w:rPr>
+          <w:spacing w:val="1"/>
+          <w:sz w:val="24"/>
+          <w:szCs w:val="24"/>
+        </w:rPr>
+        <w:t>ia</w:t>
+      </w:r>
+      <w:r>
+        <w:rPr>
+          <w:sz w:val="24"/>
+          <w:szCs w:val="24"/>
+        </w:rPr>
         <w:t>n</w:t>
       </w:r>
-      <w:proofErr w:type="spellEnd"/>
-      <w:r>
-        <w:rPr>
-          <w:sz w:val="24"/>
-          <w:szCs w:val="24"/>
-        </w:rPr>
-        <w:t xml:space="preserve"> k</w:t>
+      <w:r>
+        <w:rPr>
+          <w:spacing w:val="2"/>
+          <w:sz w:val="24"/>
+          <w:szCs w:val="24"/>
+        </w:rPr>
+        <w:t>n</w:t>
+      </w:r>
+      <w:r>
+        <w:rPr>
+          <w:spacing w:val="-5"/>
+          <w:sz w:val="24"/>
+          <w:szCs w:val="24"/>
+        </w:rPr>
+        <w:t>y</w:t>
       </w:r>
       <w:r>
         <w:rPr>
@@ -1818,191 +1874,6 @@
         </w:rPr>
         <w:t>a</w:t>
       </w:r>
-      <w:r>
-        <w:rPr>
-          <w:sz w:val="24"/>
-          <w:szCs w:val="24"/>
-        </w:rPr>
-        <w:t>m</w:t>
-      </w:r>
-      <w:r>
-        <w:rPr>
-          <w:spacing w:val="1"/>
-          <w:sz w:val="24"/>
-          <w:szCs w:val="24"/>
-        </w:rPr>
-        <w:t>i</w:t>
-      </w:r>
-      <w:r>
-        <w:rPr>
-          <w:sz w:val="24"/>
-          <w:szCs w:val="24"/>
-        </w:rPr>
-        <w:t>, te</w:t>
-      </w:r>
-      <w:r>
-        <w:rPr>
-          <w:spacing w:val="-1"/>
-          <w:sz w:val="24"/>
-          <w:szCs w:val="24"/>
-        </w:rPr>
-        <w:t>r</w:t>
-      </w:r>
-      <w:r>
-        <w:rPr>
-          <w:sz w:val="24"/>
-          <w:szCs w:val="24"/>
-        </w:rPr>
-        <w:t>i</w:t>
-      </w:r>
-      <w:r>
-        <w:rPr>
-          <w:spacing w:val="1"/>
-          <w:sz w:val="24"/>
-          <w:szCs w:val="24"/>
-        </w:rPr>
-        <w:t>m</w:t>
-      </w:r>
-      <w:r>
-        <w:rPr>
-          <w:sz w:val="24"/>
-          <w:szCs w:val="24"/>
-        </w:rPr>
-        <w:t>a</w:t>
-      </w:r>
-      <w:r>
-        <w:rPr>
-          <w:spacing w:val="-1"/>
-          <w:sz w:val="24"/>
-          <w:szCs w:val="24"/>
-        </w:rPr>
-        <w:t xml:space="preserve"> </w:t>
-      </w:r>
-      <w:proofErr w:type="spellStart"/>
-      <w:r>
-        <w:rPr>
-          <w:sz w:val="24"/>
-          <w:szCs w:val="24"/>
-        </w:rPr>
-        <w:t>k</w:t>
-      </w:r>
-      <w:r>
-        <w:rPr>
-          <w:spacing w:val="-1"/>
-          <w:sz w:val="24"/>
-          <w:szCs w:val="24"/>
-        </w:rPr>
-        <w:t>a</w:t>
-      </w:r>
-      <w:r>
-        <w:rPr>
-          <w:sz w:val="24"/>
-          <w:szCs w:val="24"/>
-        </w:rPr>
-        <w:t>sih</w:t>
-      </w:r>
-      <w:proofErr w:type="spellEnd"/>
-      <w:r>
-        <w:rPr>
-          <w:sz w:val="24"/>
-          <w:szCs w:val="24"/>
-        </w:rPr>
-        <w:t xml:space="preserve"> at</w:t>
-      </w:r>
-      <w:r>
-        <w:rPr>
-          <w:spacing w:val="-1"/>
-          <w:sz w:val="24"/>
-          <w:szCs w:val="24"/>
-        </w:rPr>
-        <w:t>a</w:t>
-      </w:r>
-      <w:r>
-        <w:rPr>
-          <w:sz w:val="24"/>
-          <w:szCs w:val="24"/>
-        </w:rPr>
-        <w:t xml:space="preserve">s </w:t>
-      </w:r>
-      <w:proofErr w:type="spellStart"/>
-      <w:r>
-        <w:rPr>
-          <w:spacing w:val="2"/>
-          <w:sz w:val="24"/>
-          <w:szCs w:val="24"/>
-        </w:rPr>
-        <w:t>p</w:t>
-      </w:r>
-      <w:r>
-        <w:rPr>
-          <w:spacing w:val="-1"/>
-          <w:sz w:val="24"/>
-          <w:szCs w:val="24"/>
-        </w:rPr>
-        <w:t>e</w:t>
-      </w:r>
-      <w:r>
-        <w:rPr>
-          <w:sz w:val="24"/>
-          <w:szCs w:val="24"/>
-        </w:rPr>
-        <w:t>rh</w:t>
-      </w:r>
-      <w:r>
-        <w:rPr>
-          <w:spacing w:val="-2"/>
-          <w:sz w:val="24"/>
-          <w:szCs w:val="24"/>
-        </w:rPr>
-        <w:t>a</w:t>
-      </w:r>
-      <w:r>
-        <w:rPr>
-          <w:sz w:val="24"/>
-          <w:szCs w:val="24"/>
-        </w:rPr>
-        <w:t>t</w:t>
-      </w:r>
-      <w:r>
-        <w:rPr>
-          <w:spacing w:val="1"/>
-          <w:sz w:val="24"/>
-          <w:szCs w:val="24"/>
-        </w:rPr>
-        <w:t>ia</w:t>
-      </w:r>
-      <w:r>
-        <w:rPr>
-          <w:sz w:val="24"/>
-          <w:szCs w:val="24"/>
-        </w:rPr>
-        <w:t>n</w:t>
-      </w:r>
-      <w:r>
-        <w:rPr>
-          <w:spacing w:val="2"/>
-          <w:sz w:val="24"/>
-          <w:szCs w:val="24"/>
-        </w:rPr>
-        <w:t>n</w:t>
-      </w:r>
-      <w:r>
-        <w:rPr>
-          <w:spacing w:val="-5"/>
-          <w:sz w:val="24"/>
-          <w:szCs w:val="24"/>
-        </w:rPr>
-        <w:t>y</w:t>
-      </w:r>
-      <w:r>
-        <w:rPr>
-          <w:spacing w:val="-1"/>
-          <w:sz w:val="24"/>
-          <w:szCs w:val="24"/>
-        </w:rPr>
-        <w:t>a</w:t>
-      </w:r>
-      <w:proofErr w:type="spellEnd"/>
       <w:r>
         <w:rPr>
           <w:sz w:val="24"/>
@@ -2089,7 +1960,16 @@
           <w:sz w:val="24"/>
           <w:szCs w:val="24"/>
         </w:rPr>
-        <w:t xml:space="preserve">   </w:t>
+        <w:t>10</w:t>
+      </w:r>
+      <w:bookmarkStart w:id="0" w:name="_GoBack"/>
+      <w:bookmarkEnd w:id="0"/>
+      <w:r>
+        <w:rPr>
+          <w:sz w:val="24"/>
+          <w:szCs w:val="24"/>
+        </w:rPr>
+        <w:t xml:space="preserve"> </w:t>
       </w:r>
       <w:r>
         <w:rPr>
@@ -2168,6 +2048,73 @@
                 <w:sz w:val="24"/>
               </w:rPr>
             </w:pPr>
+            <w:r>
+              <w:rPr>
+                <w:noProof/>
+              </w:rPr>
+              <w:drawing>
+                <wp:anchor distT="0" distB="0" distL="114300" distR="114300" simplePos="0" relativeHeight="251658240" behindDoc="0" locked="0" layoutInCell="1" allowOverlap="1" wp14:anchorId="0D7EEEDD" wp14:editId="137338F0">
+                  <wp:simplePos x="0" y="0"/>
+                  <wp:positionH relativeFrom="column">
+                    <wp:posOffset>88265</wp:posOffset>
+                  </wp:positionH>
+                  <wp:positionV relativeFrom="paragraph">
+                    <wp:posOffset>97155</wp:posOffset>
+                  </wp:positionV>
+                  <wp:extent cx="2044700" cy="558800"/>
+                  <wp:effectExtent l="0" t="0" r="0" b="0"/>
+                  <wp:wrapNone/>
+                  <wp:docPr id="1" name="Picture 1"/>
+                  <wp:cNvGraphicFramePr>
+                    <a:graphicFrameLocks xmlns:a="http://schemas.openxmlformats.org/drawingml/2006/main" noChangeAspect="1"/>
+                  </wp:cNvGraphicFramePr>
+                  <a:graphic xmlns:a="http://schemas.openxmlformats.org/drawingml/2006/main">
+                    <a:graphicData uri="http://schemas.openxmlformats.org/drawingml/2006/picture">
+                      <pic:pic xmlns:pic="http://schemas.openxmlformats.org/drawingml/2006/picture">
+                        <pic:nvPicPr>
+                          <pic:cNvPr id="1" name=""/>
+                          <pic:cNvPicPr/>
+                        </pic:nvPicPr>
+                        <pic:blipFill rotWithShape="1">
+                          <a:blip r:embed="rId5" cstate="print">
+                            <a:extLst>
+                              <a:ext uri="{28A0092B-C50C-407E-A947-70E740481C1C}">
+                                <a14:useLocalDpi xmlns:a14="http://schemas.microsoft.com/office/drawing/2010/main" val="0"/>
+                              </a:ext>
+                            </a:extLst>
+                          </a:blip>
+                          <a:srcRect l="9829" t="56600" r="55770" b="26686"/>
+                          <a:stretch/>
+                        </pic:blipFill>
+                        <pic:spPr bwMode="auto">
+                          <a:xfrm>
+                            <a:off x="0" y="0"/>
+                            <a:ext cx="2044700" cy="558800"/>
+                          </a:xfrm>
+                          <a:prstGeom prst="rect">
+                            <a:avLst/>
+                          </a:prstGeom>
+                          <a:ln>
+                            <a:noFill/>
+                          </a:ln>
+                          <a:extLst>
+                            <a:ext uri="{53640926-AAD7-44D8-BBD7-CCE9431645EC}">
+                              <a14:shadowObscured xmlns:a14="http://schemas.microsoft.com/office/drawing/2010/main"/>
+                            </a:ext>
+                          </a:extLst>
+                        </pic:spPr>
+                      </pic:pic>
+                    </a:graphicData>
+                  </a:graphic>
+                  <wp14:sizeRelH relativeFrom="page">
+                    <wp14:pctWidth>0</wp14:pctWidth>
+                  </wp14:sizeRelH>
+                  <wp14:sizeRelV relativeFrom="page">
+                    <wp14:pctHeight>0</wp14:pctHeight>
+                  </wp14:sizeRelV>
+                </wp:anchor>
+              </w:drawing>
+            </w:r>
           </w:p>
           <w:p>
             <w:pPr>
@@ -2184,8 +2131,6 @@
                 <w:sz w:val="24"/>
               </w:rPr>
             </w:pPr>
-            <w:bookmarkStart w:id="0" w:name="_GoBack"/>
-            <w:bookmarkEnd w:id="0"/>
           </w:p>
           <w:p>
             <w:pPr>
@@ -2250,6 +2195,73 @@
                 <w:sz w:val="24"/>
               </w:rPr>
             </w:pPr>
+            <w:r>
+              <w:rPr>
+                <w:noProof/>
+              </w:rPr>
+              <w:drawing>
+                <wp:anchor distT="0" distB="0" distL="114300" distR="114300" simplePos="0" relativeHeight="251659264" behindDoc="0" locked="0" layoutInCell="1" allowOverlap="1" wp14:anchorId="68764EBB" wp14:editId="54047098">
+                  <wp:simplePos x="0" y="0"/>
+                  <wp:positionH relativeFrom="column">
+                    <wp:posOffset>1078865</wp:posOffset>
+                  </wp:positionH>
+                  <wp:positionV relativeFrom="paragraph">
+                    <wp:posOffset>116205</wp:posOffset>
+                  </wp:positionV>
+                  <wp:extent cx="1892788" cy="590550"/>
+                  <wp:effectExtent l="0" t="0" r="0" b="0"/>
+                  <wp:wrapNone/>
+                  <wp:docPr id="4" name="Picture 4"/>
+                  <wp:cNvGraphicFramePr>
+                    <a:graphicFrameLocks xmlns:a="http://schemas.openxmlformats.org/drawingml/2006/main" noChangeAspect="1"/>
+                  </wp:cNvGraphicFramePr>
+                  <a:graphic xmlns:a="http://schemas.openxmlformats.org/drawingml/2006/main">
+                    <a:graphicData uri="http://schemas.openxmlformats.org/drawingml/2006/picture">
+                      <pic:pic xmlns:pic="http://schemas.openxmlformats.org/drawingml/2006/picture">
+                        <pic:nvPicPr>
+                          <pic:cNvPr id="0" name="Picture 11"/>
+                          <pic:cNvPicPr>
+                            <a:picLocks noChangeAspect="1" noChangeArrowheads="1"/>
+                          </pic:cNvPicPr>
+                        </pic:nvPicPr>
+                        <pic:blipFill>
+                          <a:blip r:embed="rId6">
+                            <a:extLst>
+                              <a:ext uri="{28A0092B-C50C-407E-A947-70E740481C1C}">
+                                <a14:useLocalDpi xmlns:a14="http://schemas.microsoft.com/office/drawing/2010/main" val="0"/>
+                              </a:ext>
+                            </a:extLst>
+                          </a:blip>
+                          <a:srcRect/>
+                          <a:stretch>
+                            <a:fillRect/>
+                          </a:stretch>
+                        </pic:blipFill>
+                        <pic:spPr bwMode="auto">
+                          <a:xfrm>
+                            <a:off x="0" y="0"/>
+                            <a:ext cx="1892788" cy="590550"/>
+                          </a:xfrm>
+                          <a:prstGeom prst="rect">
+                            <a:avLst/>
+                          </a:prstGeom>
+                          <a:noFill/>
+                          <a:ln>
+                            <a:noFill/>
+                          </a:ln>
+                        </pic:spPr>
+                      </pic:pic>
+                    </a:graphicData>
+                  </a:graphic>
+                  <wp14:sizeRelH relativeFrom="page">
+                    <wp14:pctWidth>0</wp14:pctWidth>
+                  </wp14:sizeRelH>
+                  <wp14:sizeRelV relativeFrom="page">
+                    <wp14:pctHeight>0</wp14:pctHeight>
+                  </wp14:sizeRelV>
+                </wp:anchor>
+              </w:drawing>
+            </w:r>
           </w:p>
           <w:p>
             <w:pPr>
@@ -2608,7 +2620,6 @@
         </w:rPr>
         <w:t xml:space="preserve"> </w:t>
       </w:r>
-      <w:proofErr w:type="spellStart"/>
       <w:r>
         <w:rPr>
           <w:spacing w:val="-3"/>
@@ -2638,15 +2649,7 @@
           <w:sz w:val="16"/>
           <w:szCs w:val="16"/>
         </w:rPr>
-        <w:t>er</w:t>
-      </w:r>
-      <w:proofErr w:type="spellEnd"/>
-      <w:r>
-        <w:rPr>
-          <w:sz w:val="16"/>
-          <w:szCs w:val="16"/>
-        </w:rPr>
-        <w:t xml:space="preserve"> </w:t>
+        <w:t xml:space="preserve">er </w:t>
       </w:r>
       <w:r>
         <w:rPr>
